--- a/docs/prd-docx-v2/服务商端App/个人中心.docx
+++ b/docs/prd-docx-v2/服务商端App/个人中心.docx
@@ -1442,7 +1442,7 @@
                 <w:rFonts w:ascii="宋体" w:hAnsi="宋体" w:eastAsia="宋体"/>
                 <w:sz w:val="21"/>
               </w:rPr>
-              <w:t>`mock-data.js` / `mobile-app.js`</w:t>
+              <w:t>`原型数据` / `mobile-app.js`</w:t>
             </w:r>
           </w:p>
         </w:tc>
@@ -1486,7 +1486,7 @@
                 <w:rFonts w:ascii="宋体" w:hAnsi="宋体" w:eastAsia="宋体"/>
                 <w:sz w:val="21"/>
               </w:rPr>
-              <w:t>`mock-data.js` / `mobile-app.js`</w:t>
+              <w:t>`原型数据` / `mobile-app.js`</w:t>
             </w:r>
           </w:p>
         </w:tc>
@@ -1530,7 +1530,7 @@
                 <w:rFonts w:ascii="宋体" w:hAnsi="宋体" w:eastAsia="宋体"/>
                 <w:sz w:val="21"/>
               </w:rPr>
-              <w:t>`mock-data.js` / `mobile-app.js`</w:t>
+              <w:t>`原型数据` / `mobile-app.js`</w:t>
             </w:r>
           </w:p>
         </w:tc>
@@ -1574,7 +1574,7 @@
                 <w:rFonts w:ascii="宋体" w:hAnsi="宋体" w:eastAsia="宋体"/>
                 <w:sz w:val="21"/>
               </w:rPr>
-              <w:t>`mock-data.js` / `mobile-app.js`</w:t>
+              <w:t>`原型数据` / `mobile-app.js`</w:t>
             </w:r>
           </w:p>
         </w:tc>
@@ -1618,7 +1618,7 @@
                 <w:rFonts w:ascii="宋体" w:hAnsi="宋体" w:eastAsia="宋体"/>
                 <w:sz w:val="21"/>
               </w:rPr>
-              <w:t>`mock-data.js` / `mobile-app.js`</w:t>
+              <w:t>`原型数据` / `mobile-app.js`</w:t>
             </w:r>
           </w:p>
         </w:tc>
@@ -1712,7 +1712,7 @@
           <w:rFonts w:ascii="宋体" w:hAnsi="宋体" w:eastAsia="宋体"/>
           <w:sz w:val="21"/>
         </w:rPr>
-        <w:t>1. 页面结构与首页「门店工作台」中的营业情况一致（复用 `renderProviderBusiness()`）。 2. 顶部展示英文标签 `Business Overview` 和中文标题 `门店营业情况`。 3. 2×2 统计卡片：    -</w:t>
+        <w:t>1. 页面结构与首页「门店工作台」中的营业情况一致（复用 `页面渲染`）。 2. 顶部展示英文标签 `Business Overview` 和中文标题 `门店营业情况`。 3. 2×2 统计卡片：    -</w:t>
       </w:r>
     </w:p>
     <w:p>
